--- a/documents/(не)функціональніВимоги.docx
+++ b/documents/(не)функціональніВимоги.docx
@@ -400,14 +400,37 @@
           <w:bCs/>
           <w:szCs w:val="28"/>
         </w:rPr>
-        <w:t>Точність фінансів:</w:t>
-      </w:r>
-      <w:r>
-        <w:rPr>
-          <w:rFonts w:cs="Times New Roman"/>
-          <w:szCs w:val="28"/>
-        </w:rPr>
-        <w:t xml:space="preserve"> Алгоритми повинні забезпечувати безпомилковий розрахунок чистого прибутку та податкових лімітів, повністю усуваючи неточності ручного обліку. </w:t>
+        <w:t xml:space="preserve">Точність фінансів: </w:t>
+      </w:r>
+      <w:r>
+        <w:rPr>
+          <w:rFonts w:cs="Times New Roman"/>
+          <w:szCs w:val="28"/>
+        </w:rPr>
+        <w:t xml:space="preserve">Розрахункові модулі повинні гарантувати точність фінансових обчислень із фіксацією сум до копійок, мінімізуючи ймовірність помилок та </w:t>
+      </w:r>
+      <w:proofErr w:type="spellStart"/>
+      <w:r>
+        <w:rPr>
+          <w:rFonts w:cs="Times New Roman"/>
+          <w:szCs w:val="28"/>
+        </w:rPr>
+        <w:t>неточностей</w:t>
+      </w:r>
+      <w:proofErr w:type="spellEnd"/>
+      <w:r>
+        <w:rPr>
+          <w:rFonts w:cs="Times New Roman"/>
+          <w:szCs w:val="28"/>
+        </w:rPr>
+        <w:t xml:space="preserve"> ручного підрахунку.</w:t>
+      </w:r>
+      <w:r>
+        <w:rPr>
+          <w:rFonts w:cs="Times New Roman"/>
+          <w:szCs w:val="28"/>
+        </w:rPr>
+        <w:t xml:space="preserve"> </w:t>
       </w:r>
     </w:p>
     <w:p>
@@ -579,7 +602,21 @@
           <w:rFonts w:cs="Times New Roman"/>
           <w:szCs w:val="28"/>
         </w:rPr>
-        <w:t>: Масштабованість UI під різні розміри екранів (використання адаптивної верстки).</w:t>
+        <w:t xml:space="preserve">: Масштабованість UI під </w:t>
+      </w:r>
+      <w:r>
+        <w:rPr>
+          <w:rFonts w:cs="Times New Roman"/>
+          <w:szCs w:val="28"/>
+        </w:rPr>
+        <w:t>конкретні</w:t>
+      </w:r>
+      <w:r>
+        <w:rPr>
+          <w:rFonts w:cs="Times New Roman"/>
+          <w:szCs w:val="28"/>
+        </w:rPr>
+        <w:t xml:space="preserve"> розміри екранів (використання адаптивної верстки).</w:t>
       </w:r>
     </w:p>
     <w:p>
@@ -691,13 +728,6 @@
           <w:rFonts w:cs="Times New Roman"/>
           <w:szCs w:val="28"/>
         </w:rPr>
-        <w:t xml:space="preserve"> Для забезпечення гнучкості та чистоти коду, розробка інтерфейсу</w:t>
-      </w:r>
-      <w:r>
-        <w:rPr>
-          <w:rFonts w:cs="Times New Roman"/>
-          <w:szCs w:val="28"/>
-        </w:rPr>
         <w:t xml:space="preserve"> </w:t>
       </w:r>
       <w:r>
@@ -705,39 +735,21 @@
           <w:rFonts w:cs="Times New Roman"/>
           <w:szCs w:val="28"/>
         </w:rPr>
-        <w:t xml:space="preserve">має базуватися на архітектурному </w:t>
-      </w:r>
-      <w:proofErr w:type="spellStart"/>
-      <w:r>
-        <w:rPr>
-          <w:rFonts w:cs="Times New Roman"/>
-          <w:szCs w:val="28"/>
-        </w:rPr>
-        <w:t>патерні</w:t>
-      </w:r>
-      <w:proofErr w:type="spellEnd"/>
-      <w:r>
-        <w:rPr>
-          <w:rFonts w:cs="Times New Roman"/>
-          <w:szCs w:val="28"/>
-        </w:rPr>
-        <w:t xml:space="preserve"> MVVM (</w:t>
-      </w:r>
-      <w:proofErr w:type="spellStart"/>
-      <w:r>
-        <w:rPr>
-          <w:rFonts w:cs="Times New Roman"/>
-          <w:szCs w:val="28"/>
-        </w:rPr>
-        <w:t>Model-View-ViewModel</w:t>
-      </w:r>
-      <w:proofErr w:type="spellEnd"/>
-      <w:r>
-        <w:rPr>
-          <w:rFonts w:cs="Times New Roman"/>
-          <w:szCs w:val="28"/>
-        </w:rPr>
-        <w:t>), що розділить візуальну частину від бізнес-логіки.</w:t>
+        <w:t>З</w:t>
+      </w:r>
+      <w:r>
+        <w:rPr>
+          <w:rFonts w:cs="Times New Roman"/>
+          <w:szCs w:val="28"/>
+        </w:rPr>
+        <w:t>абезпечення гнучкості та чистоти коду</w:t>
+      </w:r>
+      <w:r>
+        <w:rPr>
+          <w:rFonts w:cs="Times New Roman"/>
+          <w:szCs w:val="28"/>
+        </w:rPr>
+        <w:t>.</w:t>
       </w:r>
     </w:p>
     <w:sectPr>
